--- a/8.资源管理/1.流程制度规范类文件/ZHRC-08-01-运维服务工具管理制度.docx
+++ b/8.资源管理/1.流程制度规范类文件/ZHRC-08-01-运维服务工具管理制度.docx
@@ -2796,8 +2796,6 @@
             </w:rPr>
             <w:t>工具全生命周期</w:t>
           </w:r>
-          <w:bookmarkStart w:id="30" w:name="_GoBack"/>
-          <w:bookmarkEnd w:id="30"/>
           <w:r>
             <w:tab/>
           </w:r>
@@ -5629,6 +5627,520 @@
         </w:rPr>
         <w:t>形成“使用-&gt;记录-&gt;评估-&gt;改进”的闭环管理机制，确保运维工具的持续有效性和先进性。</w:t>
       </w:r>
+    </w:p>
+    <w:p>
+      <w:pPr>
+        <w:pStyle w:val="30"/>
+        <w:bidi w:val="0"/>
+        <w:rPr>
+          <w:rFonts w:hint="default"/>
+          <w:lang w:val="en-US" w:eastAsia="zh-CN"/>
+        </w:rPr>
+      </w:pPr>
+      <w:r>
+        <w:rPr>
+          <w:rFonts w:hint="eastAsia"/>
+          <w:lang w:val="en-US" w:eastAsia="zh-CN"/>
+        </w:rPr>
+        <w:t>考核指标</w:t>
+      </w:r>
+    </w:p>
+    <w:tbl>
+      <w:tblPr>
+        <w:tblStyle w:val="21"/>
+        <w:tblW w:w="0" w:type="auto"/>
+        <w:jc w:val="center"/>
+        <w:tblBorders>
+          <w:top w:val="single" w:color="auto" w:sz="4" w:space="0"/>
+          <w:left w:val="single" w:color="auto" w:sz="4" w:space="0"/>
+          <w:bottom w:val="single" w:color="auto" w:sz="4" w:space="0"/>
+          <w:right w:val="single" w:color="auto" w:sz="4" w:space="0"/>
+          <w:insideH w:val="single" w:color="auto" w:sz="4" w:space="0"/>
+          <w:insideV w:val="single" w:color="auto" w:sz="4" w:space="0"/>
+        </w:tblBorders>
+        <w:tblLayout w:type="autofit"/>
+        <w:tblCellMar>
+          <w:top w:w="0" w:type="dxa"/>
+          <w:left w:w="108" w:type="dxa"/>
+          <w:bottom w:w="0" w:type="dxa"/>
+          <w:right w:w="108" w:type="dxa"/>
+        </w:tblCellMar>
+      </w:tblPr>
+      <w:tblGrid>
+        <w:gridCol w:w="841"/>
+        <w:gridCol w:w="2049"/>
+        <w:gridCol w:w="3427"/>
+        <w:gridCol w:w="1107"/>
+        <w:gridCol w:w="1094"/>
+      </w:tblGrid>
+      <w:tr>
+        <w:tblPrEx>
+          <w:tblBorders>
+            <w:top w:val="single" w:color="auto" w:sz="4" w:space="0"/>
+            <w:left w:val="single" w:color="auto" w:sz="4" w:space="0"/>
+            <w:bottom w:val="single" w:color="auto" w:sz="4" w:space="0"/>
+            <w:right w:val="single" w:color="auto" w:sz="4" w:space="0"/>
+            <w:insideH w:val="single" w:color="auto" w:sz="4" w:space="0"/>
+            <w:insideV w:val="single" w:color="auto" w:sz="4" w:space="0"/>
+          </w:tblBorders>
+          <w:tblCellMar>
+            <w:top w:w="0" w:type="dxa"/>
+            <w:left w:w="108" w:type="dxa"/>
+            <w:bottom w:w="0" w:type="dxa"/>
+            <w:right w:w="108" w:type="dxa"/>
+          </w:tblCellMar>
+        </w:tblPrEx>
+        <w:trPr>
+          <w:jc w:val="center"/>
+        </w:trPr>
+        <w:tc>
+          <w:tcPr>
+            <w:tcW w:w="841" w:type="dxa"/>
+          </w:tcPr>
+          <w:p>
+            <w:pPr>
+              <w:keepNext w:val="0"/>
+              <w:keepLines w:val="0"/>
+              <w:pageBreakBefore w:val="0"/>
+              <w:widowControl w:val="0"/>
+              <w:kinsoku w:val="0"/>
+              <w:wordWrap/>
+              <w:overflowPunct/>
+              <w:topLinePunct w:val="0"/>
+              <w:autoSpaceDE w:val="0"/>
+              <w:autoSpaceDN w:val="0"/>
+              <w:bidi w:val="0"/>
+              <w:adjustRightInd w:val="0"/>
+              <w:snapToGrid w:val="0"/>
+              <w:ind w:left="0" w:leftChars="0" w:right="0" w:rightChars="0" w:firstLine="0" w:firstLineChars="0"/>
+              <w:jc w:val="center"/>
+              <w:textAlignment w:val="baseline"/>
+              <w:rPr>
+                <w:rFonts w:hint="default"/>
+                <w:sz w:val="21"/>
+                <w:szCs w:val="21"/>
+                <w:lang w:val="en-US" w:eastAsia="zh-CN"/>
+              </w:rPr>
+            </w:pPr>
+            <w:r>
+              <w:rPr>
+                <w:rFonts w:hint="eastAsia"/>
+                <w:sz w:val="21"/>
+                <w:szCs w:val="21"/>
+                <w:lang w:val="en-US" w:eastAsia="zh-CN"/>
+              </w:rPr>
+              <w:t>序号</w:t>
+            </w:r>
+          </w:p>
+        </w:tc>
+        <w:tc>
+          <w:tcPr>
+            <w:tcW w:w="2049" w:type="dxa"/>
+          </w:tcPr>
+          <w:p>
+            <w:pPr>
+              <w:keepNext w:val="0"/>
+              <w:keepLines w:val="0"/>
+              <w:pageBreakBefore w:val="0"/>
+              <w:widowControl w:val="0"/>
+              <w:kinsoku w:val="0"/>
+              <w:wordWrap/>
+              <w:overflowPunct/>
+              <w:topLinePunct w:val="0"/>
+              <w:autoSpaceDE w:val="0"/>
+              <w:autoSpaceDN w:val="0"/>
+              <w:bidi w:val="0"/>
+              <w:adjustRightInd w:val="0"/>
+              <w:snapToGrid w:val="0"/>
+              <w:ind w:left="0" w:leftChars="0" w:right="0" w:rightChars="0" w:firstLine="0" w:firstLineChars="0"/>
+              <w:jc w:val="center"/>
+              <w:textAlignment w:val="baseline"/>
+              <w:rPr>
+                <w:rFonts w:hint="default"/>
+                <w:sz w:val="21"/>
+                <w:szCs w:val="21"/>
+                <w:lang w:val="en-US" w:eastAsia="zh-CN"/>
+              </w:rPr>
+            </w:pPr>
+            <w:r>
+              <w:rPr>
+                <w:rFonts w:hint="eastAsia"/>
+                <w:sz w:val="21"/>
+                <w:szCs w:val="21"/>
+                <w:lang w:val="en-US" w:eastAsia="zh-CN"/>
+              </w:rPr>
+              <w:t>衡量指标</w:t>
+            </w:r>
+          </w:p>
+        </w:tc>
+        <w:tc>
+          <w:tcPr>
+            <w:tcW w:w="3427" w:type="dxa"/>
+          </w:tcPr>
+          <w:p>
+            <w:pPr>
+              <w:keepNext w:val="0"/>
+              <w:keepLines w:val="0"/>
+              <w:pageBreakBefore w:val="0"/>
+              <w:widowControl w:val="0"/>
+              <w:kinsoku w:val="0"/>
+              <w:wordWrap/>
+              <w:overflowPunct/>
+              <w:topLinePunct w:val="0"/>
+              <w:autoSpaceDE w:val="0"/>
+              <w:autoSpaceDN w:val="0"/>
+              <w:bidi w:val="0"/>
+              <w:adjustRightInd w:val="0"/>
+              <w:snapToGrid w:val="0"/>
+              <w:ind w:left="0" w:leftChars="0" w:right="0" w:rightChars="0" w:firstLine="0" w:firstLineChars="0"/>
+              <w:jc w:val="center"/>
+              <w:textAlignment w:val="baseline"/>
+              <w:rPr>
+                <w:rFonts w:hint="default"/>
+                <w:sz w:val="21"/>
+                <w:szCs w:val="21"/>
+                <w:lang w:val="en-US" w:eastAsia="zh-CN"/>
+              </w:rPr>
+            </w:pPr>
+            <w:r>
+              <w:rPr>
+                <w:rFonts w:hint="eastAsia"/>
+                <w:sz w:val="21"/>
+                <w:szCs w:val="21"/>
+                <w:lang w:val="en-US" w:eastAsia="zh-CN"/>
+              </w:rPr>
+              <w:t>指标计算说明</w:t>
+            </w:r>
+          </w:p>
+        </w:tc>
+        <w:tc>
+          <w:tcPr>
+            <w:tcW w:w="1107" w:type="dxa"/>
+          </w:tcPr>
+          <w:p>
+            <w:pPr>
+              <w:keepNext w:val="0"/>
+              <w:keepLines w:val="0"/>
+              <w:pageBreakBefore w:val="0"/>
+              <w:widowControl w:val="0"/>
+              <w:kinsoku w:val="0"/>
+              <w:wordWrap/>
+              <w:overflowPunct/>
+              <w:topLinePunct w:val="0"/>
+              <w:autoSpaceDE w:val="0"/>
+              <w:autoSpaceDN w:val="0"/>
+              <w:bidi w:val="0"/>
+              <w:adjustRightInd w:val="0"/>
+              <w:snapToGrid w:val="0"/>
+              <w:ind w:left="0" w:leftChars="0" w:right="0" w:rightChars="0" w:firstLine="0" w:firstLineChars="0"/>
+              <w:jc w:val="center"/>
+              <w:textAlignment w:val="baseline"/>
+              <w:rPr>
+                <w:rFonts w:hint="default"/>
+                <w:sz w:val="21"/>
+                <w:szCs w:val="21"/>
+                <w:lang w:val="en-US" w:eastAsia="zh-CN"/>
+              </w:rPr>
+            </w:pPr>
+            <w:r>
+              <w:rPr>
+                <w:rFonts w:hint="eastAsia"/>
+                <w:sz w:val="21"/>
+                <w:szCs w:val="21"/>
+                <w:lang w:val="en-US" w:eastAsia="zh-CN"/>
+              </w:rPr>
+              <w:t>考核频次</w:t>
+            </w:r>
+          </w:p>
+        </w:tc>
+        <w:tc>
+          <w:tcPr>
+            <w:tcW w:w="1094" w:type="dxa"/>
+          </w:tcPr>
+          <w:p>
+            <w:pPr>
+              <w:keepNext w:val="0"/>
+              <w:keepLines w:val="0"/>
+              <w:pageBreakBefore w:val="0"/>
+              <w:widowControl w:val="0"/>
+              <w:kinsoku w:val="0"/>
+              <w:wordWrap/>
+              <w:overflowPunct/>
+              <w:topLinePunct w:val="0"/>
+              <w:autoSpaceDE w:val="0"/>
+              <w:autoSpaceDN w:val="0"/>
+              <w:bidi w:val="0"/>
+              <w:adjustRightInd w:val="0"/>
+              <w:snapToGrid w:val="0"/>
+              <w:ind w:left="0" w:leftChars="0" w:right="0" w:rightChars="0" w:firstLine="0" w:firstLineChars="0"/>
+              <w:jc w:val="center"/>
+              <w:textAlignment w:val="baseline"/>
+              <w:rPr>
+                <w:rFonts w:hint="default"/>
+                <w:sz w:val="21"/>
+                <w:szCs w:val="21"/>
+                <w:lang w:val="en-US" w:eastAsia="zh-CN"/>
+              </w:rPr>
+            </w:pPr>
+            <w:r>
+              <w:rPr>
+                <w:rFonts w:hint="eastAsia"/>
+                <w:sz w:val="21"/>
+                <w:szCs w:val="21"/>
+                <w:lang w:val="en-US" w:eastAsia="zh-CN"/>
+              </w:rPr>
+              <w:t>目标值</w:t>
+            </w:r>
+          </w:p>
+        </w:tc>
+      </w:tr>
+      <w:tr>
+        <w:tblPrEx>
+          <w:tblBorders>
+            <w:top w:val="single" w:color="auto" w:sz="4" w:space="0"/>
+            <w:left w:val="single" w:color="auto" w:sz="4" w:space="0"/>
+            <w:bottom w:val="single" w:color="auto" w:sz="4" w:space="0"/>
+            <w:right w:val="single" w:color="auto" w:sz="4" w:space="0"/>
+            <w:insideH w:val="single" w:color="auto" w:sz="4" w:space="0"/>
+            <w:insideV w:val="single" w:color="auto" w:sz="4" w:space="0"/>
+          </w:tblBorders>
+          <w:tblCellMar>
+            <w:top w:w="0" w:type="dxa"/>
+            <w:left w:w="108" w:type="dxa"/>
+            <w:bottom w:w="0" w:type="dxa"/>
+            <w:right w:w="108" w:type="dxa"/>
+          </w:tblCellMar>
+        </w:tblPrEx>
+        <w:trPr>
+          <w:jc w:val="center"/>
+        </w:trPr>
+        <w:tc>
+          <w:tcPr>
+            <w:tcW w:w="841" w:type="dxa"/>
+          </w:tcPr>
+          <w:p>
+            <w:pPr>
+              <w:pStyle w:val="29"/>
+              <w:keepNext w:val="0"/>
+              <w:keepLines w:val="0"/>
+              <w:pageBreakBefore w:val="0"/>
+              <w:widowControl w:val="0"/>
+              <w:kinsoku w:val="0"/>
+              <w:wordWrap/>
+              <w:overflowPunct/>
+              <w:topLinePunct w:val="0"/>
+              <w:autoSpaceDE w:val="0"/>
+              <w:autoSpaceDN w:val="0"/>
+              <w:bidi w:val="0"/>
+              <w:adjustRightInd w:val="0"/>
+              <w:snapToGrid w:val="0"/>
+              <w:ind w:left="0" w:leftChars="0" w:right="0" w:rightChars="0" w:firstLine="0" w:firstLineChars="0"/>
+              <w:jc w:val="center"/>
+              <w:textAlignment w:val="baseline"/>
+              <w:rPr>
+                <w:rFonts w:hint="default"/>
+                <w:sz w:val="21"/>
+                <w:szCs w:val="21"/>
+                <w:vertAlign w:val="baseline"/>
+                <w:lang w:val="en-US" w:eastAsia="zh-CN"/>
+              </w:rPr>
+            </w:pPr>
+            <w:r>
+              <w:rPr>
+                <w:rFonts w:hint="eastAsia"/>
+                <w:sz w:val="21"/>
+                <w:szCs w:val="21"/>
+                <w:vertAlign w:val="baseline"/>
+                <w:lang w:val="en-US" w:eastAsia="zh-CN"/>
+              </w:rPr>
+              <w:t>1</w:t>
+            </w:r>
+          </w:p>
+        </w:tc>
+        <w:tc>
+          <w:tcPr>
+            <w:tcW w:w="2049" w:type="dxa"/>
+          </w:tcPr>
+          <w:p>
+            <w:pPr>
+              <w:pStyle w:val="29"/>
+              <w:keepNext w:val="0"/>
+              <w:keepLines w:val="0"/>
+              <w:pageBreakBefore w:val="0"/>
+              <w:widowControl w:val="0"/>
+              <w:kinsoku w:val="0"/>
+              <w:wordWrap/>
+              <w:overflowPunct/>
+              <w:topLinePunct w:val="0"/>
+              <w:autoSpaceDE w:val="0"/>
+              <w:autoSpaceDN w:val="0"/>
+              <w:bidi w:val="0"/>
+              <w:adjustRightInd w:val="0"/>
+              <w:snapToGrid w:val="0"/>
+              <w:ind w:left="0" w:leftChars="0" w:right="0" w:rightChars="0" w:firstLine="0" w:firstLineChars="0"/>
+              <w:jc w:val="center"/>
+              <w:textAlignment w:val="baseline"/>
+              <w:rPr>
+                <w:rFonts w:hint="default" w:eastAsia="宋体"/>
+                <w:sz w:val="21"/>
+                <w:szCs w:val="21"/>
+                <w:vertAlign w:val="baseline"/>
+                <w:lang w:val="en-US" w:eastAsia="zh-CN"/>
+              </w:rPr>
+            </w:pPr>
+            <w:r>
+              <w:rPr>
+                <w:rFonts w:hint="eastAsia"/>
+                <w:sz w:val="21"/>
+                <w:szCs w:val="21"/>
+                <w:vertAlign w:val="baseline"/>
+                <w:lang w:val="en-US" w:eastAsia="zh-CN"/>
+              </w:rPr>
+              <w:t>自评估次数</w:t>
+            </w:r>
+          </w:p>
+        </w:tc>
+        <w:tc>
+          <w:tcPr>
+            <w:tcW w:w="3427" w:type="dxa"/>
+          </w:tcPr>
+          <w:p>
+            <w:pPr>
+              <w:pStyle w:val="29"/>
+              <w:keepNext w:val="0"/>
+              <w:keepLines w:val="0"/>
+              <w:pageBreakBefore w:val="0"/>
+              <w:widowControl w:val="0"/>
+              <w:kinsoku w:val="0"/>
+              <w:wordWrap/>
+              <w:overflowPunct/>
+              <w:topLinePunct w:val="0"/>
+              <w:autoSpaceDE w:val="0"/>
+              <w:autoSpaceDN w:val="0"/>
+              <w:bidi w:val="0"/>
+              <w:adjustRightInd w:val="0"/>
+              <w:snapToGrid w:val="0"/>
+              <w:ind w:left="0" w:leftChars="0" w:right="0" w:rightChars="0" w:firstLine="0" w:firstLineChars="0"/>
+              <w:jc w:val="center"/>
+              <w:textAlignment w:val="baseline"/>
+              <w:rPr>
+                <w:rFonts w:hint="default"/>
+                <w:sz w:val="21"/>
+                <w:szCs w:val="21"/>
+                <w:vertAlign w:val="baseline"/>
+                <w:lang w:val="en-US" w:eastAsia="zh-CN"/>
+              </w:rPr>
+            </w:pPr>
+            <w:r>
+              <w:rPr>
+                <w:rFonts w:hint="eastAsia"/>
+                <w:sz w:val="21"/>
+                <w:szCs w:val="21"/>
+                <w:vertAlign w:val="baseline"/>
+                <w:lang w:val="en-US" w:eastAsia="zh-CN"/>
+              </w:rPr>
+              <w:t>数量，运维工具自评估报告数</w:t>
+            </w:r>
+            <w:bookmarkStart w:id="30" w:name="_GoBack"/>
+            <w:bookmarkEnd w:id="30"/>
+          </w:p>
+        </w:tc>
+        <w:tc>
+          <w:tcPr>
+            <w:tcW w:w="1107" w:type="dxa"/>
+          </w:tcPr>
+          <w:p>
+            <w:pPr>
+              <w:pStyle w:val="29"/>
+              <w:keepNext w:val="0"/>
+              <w:keepLines w:val="0"/>
+              <w:pageBreakBefore w:val="0"/>
+              <w:widowControl w:val="0"/>
+              <w:kinsoku w:val="0"/>
+              <w:wordWrap/>
+              <w:overflowPunct/>
+              <w:topLinePunct w:val="0"/>
+              <w:autoSpaceDE w:val="0"/>
+              <w:autoSpaceDN w:val="0"/>
+              <w:bidi w:val="0"/>
+              <w:adjustRightInd w:val="0"/>
+              <w:snapToGrid w:val="0"/>
+              <w:ind w:left="0" w:leftChars="0" w:right="0" w:rightChars="0" w:firstLine="0" w:firstLineChars="0"/>
+              <w:jc w:val="center"/>
+              <w:textAlignment w:val="baseline"/>
+              <w:rPr>
+                <w:rFonts w:hint="default"/>
+                <w:sz w:val="21"/>
+                <w:szCs w:val="21"/>
+                <w:vertAlign w:val="baseline"/>
+                <w:lang w:val="en-US" w:eastAsia="zh-CN"/>
+              </w:rPr>
+            </w:pPr>
+            <w:r>
+              <w:rPr>
+                <w:rFonts w:hint="eastAsia"/>
+                <w:sz w:val="21"/>
+                <w:szCs w:val="21"/>
+                <w:vertAlign w:val="baseline"/>
+                <w:lang w:val="en-US" w:eastAsia="zh-CN"/>
+              </w:rPr>
+              <w:t>年度</w:t>
+            </w:r>
+          </w:p>
+        </w:tc>
+        <w:tc>
+          <w:tcPr>
+            <w:tcW w:w="1094" w:type="dxa"/>
+          </w:tcPr>
+          <w:p>
+            <w:pPr>
+              <w:pStyle w:val="29"/>
+              <w:keepNext w:val="0"/>
+              <w:keepLines w:val="0"/>
+              <w:pageBreakBefore w:val="0"/>
+              <w:widowControl w:val="0"/>
+              <w:kinsoku w:val="0"/>
+              <w:wordWrap/>
+              <w:overflowPunct/>
+              <w:topLinePunct w:val="0"/>
+              <w:autoSpaceDE w:val="0"/>
+              <w:autoSpaceDN w:val="0"/>
+              <w:bidi w:val="0"/>
+              <w:adjustRightInd w:val="0"/>
+              <w:snapToGrid w:val="0"/>
+              <w:ind w:left="0" w:leftChars="0" w:right="0" w:rightChars="0" w:firstLine="0" w:firstLineChars="0"/>
+              <w:jc w:val="center"/>
+              <w:textAlignment w:val="baseline"/>
+              <w:rPr>
+                <w:rFonts w:hint="default"/>
+                <w:sz w:val="21"/>
+                <w:szCs w:val="21"/>
+                <w:vertAlign w:val="baseline"/>
+                <w:lang w:val="en-US" w:eastAsia="zh-CN"/>
+              </w:rPr>
+            </w:pPr>
+            <w:r>
+              <w:rPr>
+                <w:rFonts w:hint="eastAsia" w:ascii="微软雅黑" w:hAnsi="微软雅黑" w:eastAsia="微软雅黑" w:cs="微软雅黑"/>
+                <w:sz w:val="21"/>
+                <w:szCs w:val="21"/>
+                <w:vertAlign w:val="baseline"/>
+                <w:lang w:val="en-US" w:eastAsia="zh-CN"/>
+              </w:rPr>
+              <w:t>≥1次</w:t>
+            </w:r>
+          </w:p>
+        </w:tc>
+      </w:tr>
+    </w:tbl>
+    <w:p>
+      <w:pPr>
+        <w:pStyle w:val="29"/>
+        <w:rPr>
+          <w:rFonts w:hint="default"/>
+          <w:lang w:val="en-US" w:eastAsia="zh-CN"/>
+        </w:rPr>
+      </w:pPr>
     </w:p>
     <w:p>
       <w:pPr>
